--- a/docs/待发送/通知3号_后端接口闭环说明.docx
+++ b/docs/待发送/通知3号_后端接口闭环说明.docx
@@ -2513,7 +2513,433 @@
           <w:sz w:val="28"/>
           <w:rFonts w:ascii="微软雅黑" w:hAnsi="微软雅黑" w:eastAsia="微软雅黑"/>
         </w:rPr>
-        <w:t>五 我需要你回给我的联调证据</w:t>
+        <w:t>五 学习计划参数：只能传纯数字（2026-10-20 改，会影响你）</w:t>
+      </w:r>
+    </w:p>
+    <w:p>
+      <w:pPr>
+        <w:spacing w:after="80"/>
+      </w:pPr>
+      <w:r>
+        <w:rPr>
+          <w:b w:val="0"/>
+          <w:sz w:val="21"/>
+          <w:rFonts w:ascii="宋体" w:hAnsi="宋体" w:eastAsia="宋体"/>
+        </w:rPr>
+        <w:t>如果"复习计划"页让用户填</w:t>
+      </w:r>
+      <w:r>
+        <w:rPr>
+          <w:b/>
+          <w:sz w:val="21"/>
+          <w:rFonts w:ascii="宋体" w:hAnsi="宋体" w:eastAsia="宋体"/>
+        </w:rPr>
+        <w:t>计划天数</w:t>
+      </w:r>
+      <w:r>
+        <w:rPr>
+          <w:b w:val="0"/>
+          <w:sz w:val="21"/>
+          <w:rFonts w:ascii="宋体" w:hAnsi="宋体" w:eastAsia="宋体"/>
+        </w:rPr>
+        <w:t>和</w:t>
+      </w:r>
+      <w:r>
+        <w:rPr>
+          <w:b/>
+          <w:sz w:val="21"/>
+          <w:rFonts w:ascii="宋体" w:hAnsi="宋体" w:eastAsia="宋体"/>
+        </w:rPr>
+        <w:t>每天可用分钟</w:t>
+      </w:r>
+      <w:r>
+        <w:rPr>
+          <w:b w:val="0"/>
+          <w:sz w:val="21"/>
+          <w:rFonts w:ascii="宋体" w:hAnsi="宋体" w:eastAsia="宋体"/>
+        </w:rPr>
+        <w:t>，这两个值必须传数字：</w:t>
+      </w:r>
+    </w:p>
+    <w:tbl>
+      <w:tblPr>
+        <w:tblStyle w:val="TableGrid"/>
+        <w:tblW w:type="auto" w:w="0"/>
+        <w:tblLook w:firstColumn="1" w:firstRow="1" w:lastColumn="0" w:lastRow="0" w:noHBand="0" w:noVBand="1" w:val="04A0"/>
+      </w:tblPr>
+      <w:tblGrid>
+        <w:gridCol w:w="4320"/>
+        <w:gridCol w:w="4320"/>
+      </w:tblGrid>
+      <w:tr>
+        <w:tc>
+          <w:tcPr>
+            <w:tcW w:type="dxa" w:w="4320"/>
+          </w:tcPr>
+          <w:p>
+            <w:pPr>
+              <w:shd w:val="clear" w:fill="EDEDED"/>
+            </w:pPr>
+            <w:r/>
+            <w:r>
+              <w:rPr>
+                <w:b/>
+                <w:sz w:val="20"/>
+                <w:rFonts w:ascii="宋体" w:hAnsi="宋体" w:eastAsia="宋体"/>
+              </w:rPr>
+              <w:t>你传的</w:t>
+            </w:r>
+          </w:p>
+        </w:tc>
+        <w:tc>
+          <w:tcPr>
+            <w:tcW w:type="dxa" w:w="4320"/>
+          </w:tcPr>
+          <w:p>
+            <w:pPr>
+              <w:shd w:val="clear" w:fill="EDEDED"/>
+            </w:pPr>
+            <w:r/>
+            <w:r>
+              <w:rPr>
+                <w:b/>
+                <w:sz w:val="20"/>
+                <w:rFonts w:ascii="宋体" w:hAnsi="宋体" w:eastAsia="宋体"/>
+              </w:rPr>
+              <w:t>结果</w:t>
+            </w:r>
+          </w:p>
+        </w:tc>
+      </w:tr>
+      <w:tr>
+        <w:tc>
+          <w:tcPr>
+            <w:tcW w:type="dxa" w:w="4320"/>
+          </w:tcPr>
+          <w:p>
+            <w:r/>
+            <w:r>
+              <w:rPr>
+                <w:b w:val="0"/>
+                <w:sz w:val="20"/>
+                <w:rFonts w:ascii="宋体" w:hAnsi="宋体" w:eastAsia="宋体"/>
+              </w:rPr>
+              <w:t>3</w:t>
+            </w:r>
+          </w:p>
+        </w:tc>
+        <w:tc>
+          <w:tcPr>
+            <w:tcW w:type="dxa" w:w="4320"/>
+          </w:tcPr>
+          <w:p>
+            <w:r/>
+            <w:r>
+              <w:rPr>
+                <w:b w:val="0"/>
+                <w:sz w:val="20"/>
+                <w:rFonts w:ascii="宋体" w:hAnsi="宋体" w:eastAsia="宋体"/>
+              </w:rPr>
+              <w:t>正常</w:t>
+            </w:r>
+          </w:p>
+        </w:tc>
+      </w:tr>
+      <w:tr>
+        <w:tc>
+          <w:tcPr>
+            <w:tcW w:type="dxa" w:w="4320"/>
+          </w:tcPr>
+          <w:p>
+            <w:r/>
+            <w:r>
+              <w:rPr>
+                <w:b w:val="0"/>
+                <w:sz w:val="20"/>
+                <w:rFonts w:ascii="宋体" w:hAnsi="宋体" w:eastAsia="宋体"/>
+              </w:rPr>
+              <w:t>"3"</w:t>
+            </w:r>
+          </w:p>
+        </w:tc>
+        <w:tc>
+          <w:tcPr>
+            <w:tcW w:type="dxa" w:w="4320"/>
+          </w:tcPr>
+          <w:p>
+            <w:r/>
+            <w:r>
+              <w:rPr>
+                <w:b w:val="0"/>
+                <w:sz w:val="20"/>
+                <w:rFonts w:ascii="宋体" w:hAnsi="宋体" w:eastAsia="宋体"/>
+              </w:rPr>
+              <w:t>正常（纯数字字符串会转成数字）</w:t>
+            </w:r>
+          </w:p>
+        </w:tc>
+      </w:tr>
+      <w:tr>
+        <w:tc>
+          <w:tcPr>
+            <w:tcW w:type="dxa" w:w="4320"/>
+          </w:tcPr>
+          <w:p>
+            <w:r/>
+            <w:r>
+              <w:rPr>
+                <w:b w:val="0"/>
+                <w:sz w:val="20"/>
+                <w:rFonts w:ascii="宋体" w:hAnsi="宋体" w:eastAsia="宋体"/>
+              </w:rPr>
+              <w:t>99</w:t>
+            </w:r>
+          </w:p>
+        </w:tc>
+        <w:tc>
+          <w:tcPr>
+            <w:tcW w:type="dxa" w:w="4320"/>
+          </w:tcPr>
+          <w:p>
+            <w:r/>
+            <w:r>
+              <w:rPr>
+                <w:b w:val="0"/>
+                <w:sz w:val="20"/>
+                <w:rFonts w:ascii="宋体" w:hAnsi="宋体" w:eastAsia="宋体"/>
+              </w:rPr>
+              <w:t>不报错，夹到 7（上限）</w:t>
+            </w:r>
+          </w:p>
+        </w:tc>
+      </w:tr>
+      <w:tr>
+        <w:tc>
+          <w:tcPr>
+            <w:tcW w:type="dxa" w:w="4320"/>
+          </w:tcPr>
+          <w:p>
+            <w:r/>
+            <w:r>
+              <w:rPr>
+                <w:b w:val="0"/>
+                <w:sz w:val="20"/>
+                <w:rFonts w:ascii="宋体" w:hAnsi="宋体" w:eastAsia="宋体"/>
+              </w:rPr>
+              <w:t>-5</w:t>
+            </w:r>
+          </w:p>
+        </w:tc>
+        <w:tc>
+          <w:tcPr>
+            <w:tcW w:type="dxa" w:w="4320"/>
+          </w:tcPr>
+          <w:p>
+            <w:r/>
+            <w:r>
+              <w:rPr>
+                <w:b w:val="0"/>
+                <w:sz w:val="20"/>
+                <w:rFonts w:ascii="宋体" w:hAnsi="宋体" w:eastAsia="宋体"/>
+              </w:rPr>
+              <w:t>不报错，夹到 1（下限）</w:t>
+            </w:r>
+          </w:p>
+        </w:tc>
+      </w:tr>
+      <w:tr>
+        <w:tc>
+          <w:tcPr>
+            <w:tcW w:type="dxa" w:w="4320"/>
+          </w:tcPr>
+          <w:p>
+            <w:r/>
+            <w:r>
+              <w:rPr>
+                <w:b w:val="0"/>
+                <w:sz w:val="20"/>
+                <w:rFonts w:ascii="宋体" w:hAnsi="宋体" w:eastAsia="宋体"/>
+              </w:rPr>
+              <w:t>"3天"</w:t>
+            </w:r>
+          </w:p>
+        </w:tc>
+        <w:tc>
+          <w:tcPr>
+            <w:tcW w:type="dxa" w:w="4320"/>
+          </w:tcPr>
+          <w:p>
+            <w:r/>
+            <w:r>
+              <w:rPr>
+                <w:b/>
+                <w:sz w:val="20"/>
+                <w:rFonts w:ascii="宋体" w:hAnsi="宋体" w:eastAsia="宋体"/>
+              </w:rPr>
+              <w:t>失败，code=2</w:t>
+            </w:r>
+            <w:r>
+              <w:rPr>
+                <w:b w:val="0"/>
+                <w:sz w:val="20"/>
+                <w:rFonts w:ascii="宋体" w:hAnsi="宋体" w:eastAsia="宋体"/>
+              </w:rPr>
+              <w:t>（以前会悄悄变成 3）</w:t>
+            </w:r>
+          </w:p>
+        </w:tc>
+      </w:tr>
+      <w:tr>
+        <w:tc>
+          <w:tcPr>
+            <w:tcW w:type="dxa" w:w="4320"/>
+          </w:tcPr>
+          <w:p>
+            <w:r/>
+            <w:r>
+              <w:rPr>
+                <w:b w:val="0"/>
+                <w:sz w:val="20"/>
+                <w:rFonts w:ascii="宋体" w:hAnsi="宋体" w:eastAsia="宋体"/>
+              </w:rPr>
+              <w:t>true / 60.5 / []</w:t>
+            </w:r>
+          </w:p>
+        </w:tc>
+        <w:tc>
+          <w:tcPr>
+            <w:tcW w:type="dxa" w:w="4320"/>
+          </w:tcPr>
+          <w:p>
+            <w:r/>
+            <w:r>
+              <w:rPr>
+                <w:b/>
+                <w:sz w:val="20"/>
+                <w:rFonts w:ascii="宋体" w:hAnsi="宋体" w:eastAsia="宋体"/>
+              </w:rPr>
+              <w:t>失败，code=2</w:t>
+            </w:r>
+            <w:r>
+              <w:rPr>
+                <w:b w:val="0"/>
+                <w:sz w:val="20"/>
+                <w:rFonts w:ascii="宋体" w:hAnsi="宋体" w:eastAsia="宋体"/>
+              </w:rPr>
+              <w:t>（以前会悄悄变成 3）</w:t>
+            </w:r>
+          </w:p>
+        </w:tc>
+      </w:tr>
+    </w:tbl>
+    <w:p>
+      <w:pPr>
+        <w:spacing w:after="80"/>
+      </w:pPr>
+      <w:r>
+        <w:rPr>
+          <w:b/>
+          <w:sz w:val="21"/>
+          <w:rFonts w:ascii="宋体" w:hAnsi="宋体" w:eastAsia="宋体"/>
+        </w:rPr>
+        <w:t>为什么改</w:t>
+      </w:r>
+      <w:r>
+        <w:rPr>
+          <w:b w:val="0"/>
+          <w:sz w:val="21"/>
+          <w:rFonts w:ascii="宋体" w:hAnsi="宋体" w:eastAsia="宋体"/>
+        </w:rPr>
+        <w:t>：队长的网关遇到非整数是直接拒绝的，以前只有网关拒绝、后端悄悄改用默认值，</w:t>
+      </w:r>
+    </w:p>
+    <w:p>
+      <w:pPr>
+        <w:spacing w:after="80"/>
+      </w:pPr>
+      <w:r>
+        <w:rPr>
+          <w:b w:val="0"/>
+          <w:sz w:val="21"/>
+          <w:rFonts w:ascii="宋体" w:hAnsi="宋体" w:eastAsia="宋体"/>
+        </w:rPr>
+        <w:t>同一个请求走两边结果不一样。现在统一成都拒绝（队长点名要求统一）。</w:t>
+      </w:r>
+    </w:p>
+    <w:p>
+      <w:pPr>
+        <w:spacing w:after="80"/>
+      </w:pPr>
+      <w:r>
+        <w:rPr>
+          <w:b w:val="0"/>
+          <w:sz w:val="21"/>
+          <w:rFonts w:ascii="宋体" w:hAnsi="宋体" w:eastAsia="宋体"/>
+        </w:rPr>
+        <w:t>要做的就一件事：输入框用 number 类型，或者提交前 Number(value) 转一下，</w:t>
+      </w:r>
+    </w:p>
+    <w:p>
+      <w:pPr>
+        <w:spacing w:after="80"/>
+      </w:pPr>
+      <w:r>
+        <w:rPr>
+          <w:b w:val="0"/>
+          <w:sz w:val="21"/>
+          <w:rFonts w:ascii="宋体" w:hAnsi="宋体" w:eastAsia="宋体"/>
+        </w:rPr>
+        <w:t>别把带单位的文本直接塞进来。</w:t>
+      </w:r>
+    </w:p>
+    <w:p>
+      <w:pPr>
+        <w:spacing w:after="80"/>
+      </w:pPr>
+      <w:r>
+        <w:rPr>
+          <w:b w:val="0"/>
+          <w:sz w:val="21"/>
+          <w:rFonts w:ascii="宋体" w:hAnsi="宋体" w:eastAsia="宋体"/>
+        </w:rPr>
+        <w:t>⚠️ 这里的 code=2 是</w:t>
+      </w:r>
+      <w:r>
+        <w:rPr>
+          <w:b/>
+          <w:sz w:val="21"/>
+          <w:rFonts w:ascii="宋体" w:hAnsi="宋体" w:eastAsia="宋体"/>
+        </w:rPr>
+        <w:t>响应信封里的 code 字段</w:t>
+      </w:r>
+      <w:r>
+        <w:rPr>
+          <w:b w:val="0"/>
+          <w:sz w:val="21"/>
+          <w:rFonts w:ascii="宋体" w:hAnsi="宋体" w:eastAsia="宋体"/>
+        </w:rPr>
+        <w:t>，不是 HTTP 状态码，HTTP 本身还是 200。</w:t>
+      </w:r>
+    </w:p>
+    <w:p>
+      <w:pPr>
+        <w:spacing w:after="40"/>
+        <w:pBdr>
+          <w:bottom w:val="single" w:sz="6" w:color="BFBFBF"/>
+        </w:pBdr>
+      </w:pPr>
+    </w:p>
+    <w:p>
+      <w:pPr>
+        <w:spacing w:before="200" w:after="120"/>
+      </w:pPr>
+      <w:r>
+        <w:rPr>
+          <w:b/>
+          <w:sz w:val="28"/>
+          <w:rFonts w:ascii="微软雅黑" w:hAnsi="微软雅黑" w:eastAsia="微软雅黑"/>
+        </w:rPr>
+        <w:t>六 我需要你回给我的联调证据</w:t>
       </w:r>
     </w:p>
     <w:p>
